--- a/Arbeitsblatt_TikTok_AGB_Loesungen.docx
+++ b/Arbeitsblatt_TikTok_AGB_Loesungen.docx
@@ -14,7 +14,7 @@
           <w:color w:val="1A1A1A"/>
           <w:sz w:val="40"/>
         </w:rPr>
-        <w:t>Loesungsblatt: Was du wirklich zustimmst (TikTok)</w:t>
+        <w:t>Lösungsblatt: Was du wirklich zustimmst (TikTok)</w:t>
       </w:r>
     </w:p>
     <w:p>
@@ -93,6 +93,7 @@
     </w:p>
     <w:p>
       <w:pPr>
+        <w:keepNext/>
         <w:spacing w:before="280" w:after="80"/>
       </w:pPr>
       <w:r>
@@ -111,7 +112,7 @@
           <w:color w:val="1A1A1A"/>
           <w:sz w:val="24"/>
         </w:rPr>
-        <w:t>Schaetzen - bevor die Praesentation startet</w:t>
+        <w:t>Schätzen - bevor die Präsentation startet</w:t>
       </w:r>
     </w:p>
     <w:p>
@@ -126,7 +127,7 @@
           <w:color w:val="666666"/>
           <w:sz w:val="22"/>
         </w:rPr>
-        <w:t>Wie schaetzt du es ein? Kreuze an oder schreibe deine Vermutung. Wir loesen es danach gemeinsam auf.</w:t>
+        <w:t>Wie schätzt du es ein? Kreuze an oder schreibe deine Vermutung. Wir lösen es danach gemeinsam auf.</w:t>
       </w:r>
     </w:p>
     <w:p>
@@ -166,7 +167,7 @@
           <w:color w:val="16803C"/>
           <w:sz w:val="20"/>
         </w:rPr>
-        <w:t>Loesung:  Ab 18 (TikTok LIVE). Zur Nutzung allgemein ab 13, Direktnachrichten ab 16.</w:t>
+        <w:t>Lösung:  Ab 18 (TikTok LIVE). Zur Nutzung allgemein ab 13, Direktnachrichten ab 16.</w:t>
       </w:r>
     </w:p>
     <w:p>
@@ -192,7 +193,7 @@
           <w:color w:val="666666"/>
           <w:sz w:val="22"/>
         </w:rPr>
-        <w:t>[ ] fast alles   [ ] etwa die Haelfte   [ ] nur ein Viertel</w:t>
+        <w:t>[ ] fast alles   [ ] etwa die Hälfte   [ ] nur ein Viertel</w:t>
       </w:r>
     </w:p>
     <w:p>
@@ -206,7 +207,7 @@
           <w:color w:val="16803C"/>
           <w:sz w:val="20"/>
         </w:rPr>
-        <w:t>Loesung:  Etwa die Haelfte - TikTok behaelt rund 50 %.</w:t>
+        <w:t>Lösung:  Etwa die Hälfte - TikTok behält rund 50 %.</w:t>
       </w:r>
     </w:p>
     <w:p>
@@ -219,7 +220,7 @@
           <w:color w:val="1A1A1A"/>
           <w:sz w:val="22"/>
         </w:rPr>
-        <w:t xml:space="preserve">  &gt;  Was sammelt TikTok automatisch ueber dich? (Mehrfachnennung moeglich)</w:t>
+        <w:t xml:space="preserve">  &gt;  Was sammelt TikTok automatisch über dich? (Mehrfachnennung möglich)</w:t>
       </w:r>
     </w:p>
     <w:p>
@@ -246,7 +247,7 @@
           <w:color w:val="16803C"/>
           <w:sz w:val="20"/>
         </w:rPr>
-        <w:t>Loesung:  Standort, Tipprhythmus und In-App-Browsing - alles automatisch.</w:t>
+        <w:t>Lösung:  Standort, Tipprhythmus und In-App-Browsing - alles automatisch.</w:t>
       </w:r>
     </w:p>
     <w:p>
@@ -286,7 +287,7 @@
           <w:color w:val="16803C"/>
           <w:sz w:val="20"/>
         </w:rPr>
-        <w:t>Loesung:  530 Mio. EUR - verhaengt von der irischen Datenschutzbehoerde am 2. Mai 2025.</w:t>
+        <w:t>Lösung:  530 Mio. EUR - verhängt von der irischen Datenschutzbehörde am 2. Mai 2025.</w:t>
       </w:r>
     </w:p>
     <w:p>
@@ -326,11 +327,12 @@
           <w:color w:val="16803C"/>
           <w:sz w:val="20"/>
         </w:rPr>
-        <w:t>Loesung:  Ja. Die Lizenz ist gebuehrenfrei, und deine Inhalte trainieren TikToks KI.</w:t>
+        <w:t>Lösung:  Ja. Die Lizenz ist gebührenfrei, und deine Inhalte trainieren TikToks KI.</w:t>
       </w:r>
     </w:p>
     <w:p>
       <w:pPr>
+        <w:keepNext/>
         <w:spacing w:before="280" w:after="80"/>
       </w:pPr>
       <w:r>
@@ -349,7 +351,7 @@
           <w:color w:val="1A1A1A"/>
           <w:sz w:val="24"/>
         </w:rPr>
-        <w:t>Mitschreiben waehrend der Praesentation</w:t>
+        <w:t>Mitdenken während der Präsentation</w:t>
       </w:r>
     </w:p>
     <w:p>
@@ -364,7 +366,7 @@
           <w:color w:val="666666"/>
           <w:sz w:val="22"/>
         </w:rPr>
-        <w:t>Notiere pro Bereich mindestens 2 Aha-Momente, die dich am meisten ueberraschen.</w:t>
+        <w:t>Schreibe pro Bereich in EIGENEN Worten mindestens 2 Dinge auf, die dich überraschen - nicht abschreiben, sondern so, dass deine Banknachbarin / dein Banknachbar es versteht.</w:t>
       </w:r>
     </w:p>
     <w:p>
@@ -394,7 +396,7 @@
           <w:color w:val="1A1A1A"/>
           <w:sz w:val="20"/>
         </w:rPr>
-        <w:t>- Lizenz: weltweit, gebuehrenfrei, uebertragbar, unterlizenzierbar - du bekommst nichts.</w:t>
+        <w:t>- Lizenz: weltweit, gebührenfrei, übertragbar, unterlizenzierbar - du bekommst nichts.</w:t>
       </w:r>
     </w:p>
     <w:p>
@@ -409,7 +411,7 @@
           <w:color w:val="1A1A1A"/>
           <w:sz w:val="20"/>
         </w:rPr>
-        <w:t>- Deine Inhalte (Gesicht, Stimme, gesprochene Woerter) trainieren TikToks KI/Algorithmen.</w:t>
+        <w:t>- Deine Inhalte (Gesicht, Stimme, gesprochene Wörter) trainieren TikToks KI/Algorithmen.</w:t>
       </w:r>
     </w:p>
     <w:p>
@@ -454,7 +456,7 @@
           <w:color w:val="1A1A1A"/>
           <w:sz w:val="20"/>
         </w:rPr>
-        <w:t>- Der 'Fuer dich'-Feed ist endlos und so gebaut, dass man moeglichst lange dranbleibt.</w:t>
+        <w:t>- Der 'Für dich'-Feed ist endlos und so gebaut, dass man möglichst lange dranbleibt.</w:t>
       </w:r>
     </w:p>
     <w:p>
@@ -484,7 +486,7 @@
           <w:color w:val="1A1A1A"/>
           <w:sz w:val="20"/>
         </w:rPr>
-        <w:t>- Konzern-Firmen im Ausland und Behoerden koennen Zugriff bekommen.</w:t>
+        <w:t>- Konzern-Firmen im Ausland und Behörden können Zugriff bekommen.</w:t>
       </w:r>
     </w:p>
     <w:p>
@@ -529,7 +531,7 @@
           <w:color w:val="1A1A1A"/>
           <w:sz w:val="20"/>
         </w:rPr>
-        <w:t>- LIVE-Geschenke = echtes Geld ueber Coins; TikTok behaelt rund die Haelfte.</w:t>
+        <w:t>- LIVE-Geschenke = echtes Geld über Coins; TikTok behält rund die Hälfte.</w:t>
       </w:r>
     </w:p>
     <w:p>
@@ -544,11 +546,12 @@
           <w:color w:val="1A1A1A"/>
           <w:sz w:val="20"/>
         </w:rPr>
-        <w:t>- Account loeschen heisst nicht 'alles weg' - die Lizenz bleibt bestehen.</w:t>
+        <w:t>- Account löschen heißt nicht 'alles weg' - die Lizenz bleibt bestehen.</w:t>
       </w:r>
     </w:p>
     <w:p>
       <w:pPr>
+        <w:keepNext/>
         <w:spacing w:before="280" w:after="80"/>
       </w:pPr>
       <w:r>
@@ -567,7 +570,7 @@
           <w:color w:val="1A1A1A"/>
           <w:sz w:val="24"/>
         </w:rPr>
-        <w:t>Mythos vs. AGB-Realitaet</w:t>
+        <w:t>Mythos vs. AGB-Realität  (Partnerarbeit)</w:t>
       </w:r>
     </w:p>
     <w:p>
@@ -582,7 +585,7 @@
           <w:color w:val="666666"/>
           <w:sz w:val="22"/>
         </w:rPr>
-        <w:t>Links steht, was viele glauben. Schreibe rechts, was wirklich in den AGB / in der Realitaet gilt.</w:t>
+        <w:t>Think-Pair-Share: Fülle die rechte Spalte zuerst ALLEIN aus. Vergleicht dann zu zweit und einigt euch auf die beste Formulierung. Links steht, was viele glauben.</w:t>
       </w:r>
     </w:p>
     <w:tbl>
@@ -626,12 +629,15 @@
                 <w:color w:val="FFFFFF"/>
                 <w:sz w:val="21"/>
               </w:rPr>
-              <w:t>Was die AGB / Realitaet sagen</w:t>
+              <w:t>Was die AGB / Realität sagen</w:t>
             </w:r>
           </w:p>
         </w:tc>
       </w:tr>
       <w:tr>
+        <w:trPr>
+          <w:cantSplit/>
+        </w:trPr>
         <w:tc>
           <w:tcPr>
             <w:tcW w:type="dxa" w:w="3685"/>
@@ -643,7 +649,7 @@
                 <w:i/>
                 <w:sz w:val="20"/>
               </w:rPr>
-              <w:t>Meine Videos gehoeren nur mir.</w:t>
+              <w:t>Meine Videos gehören nur mir.</w:t>
             </w:r>
           </w:p>
         </w:tc>
@@ -658,12 +664,15 @@
                 <w:color w:val="1A1A1A"/>
                 <w:sz w:val="19"/>
               </w:rPr>
-              <w:t>Ja - aber TikTok bekommt eine kostenlose, weltweite, uebertragbare Lizenz darauf.</w:t>
+              <w:t>Ja - aber TikTok bekommt eine kostenlose, weltweite, übertragbare Lizenz darauf.</w:t>
             </w:r>
           </w:p>
         </w:tc>
       </w:tr>
       <w:tr>
+        <w:trPr>
+          <w:cantSplit/>
+        </w:trPr>
         <w:tc>
           <w:tcPr>
             <w:tcW w:type="dxa" w:w="3685"/>
@@ -690,12 +699,15 @@
                 <w:color w:val="1A1A1A"/>
                 <w:sz w:val="19"/>
               </w:rPr>
-              <w:t>Doch: Lizenz gebuehrenfrei fuer dich; deine Inhalte trainieren die KI.</w:t>
+              <w:t>Doch: Lizenz gebührenfrei für dich; deine Inhalte trainieren die KI.</w:t>
             </w:r>
           </w:p>
         </w:tc>
       </w:tr>
       <w:tr>
+        <w:trPr>
+          <w:cantSplit/>
+        </w:trPr>
         <w:tc>
           <w:tcPr>
             <w:tcW w:type="dxa" w:w="3685"/>
@@ -707,7 +719,7 @@
                 <w:i/>
                 <w:sz w:val="20"/>
               </w:rPr>
-              <w:t>TikTok weiss nur, was ich like.</w:t>
+              <w:t>TikTok weiß nur, was ich like.</w:t>
             </w:r>
           </w:p>
         </w:tc>
@@ -728,6 +740,9 @@
         </w:tc>
       </w:tr>
       <w:tr>
+        <w:trPr>
+          <w:cantSplit/>
+        </w:trPr>
         <w:tc>
           <w:tcPr>
             <w:tcW w:type="dxa" w:w="3685"/>
@@ -754,12 +769,15 @@
                 <w:color w:val="1A1A1A"/>
                 <w:sz w:val="19"/>
               </w:rPr>
-              <w:t>Zugriff aus China moeglich - 530 Mio. EUR EU-Strafe 2025.</w:t>
+              <w:t>Zugriff aus China möglich - 530 Mio. EUR EU-Strafe 2025.</w:t>
             </w:r>
           </w:p>
         </w:tc>
       </w:tr>
       <w:tr>
+        <w:trPr>
+          <w:cantSplit/>
+        </w:trPr>
         <w:tc>
           <w:tcPr>
             <w:tcW w:type="dxa" w:w="3685"/>
@@ -771,7 +789,7 @@
                 <w:i/>
                 <w:sz w:val="20"/>
               </w:rPr>
-              <w:t>LIVE-Geschenke sind nur Spass.</w:t>
+              <w:t>LIVE-Geschenke sind nur Spaß.</w:t>
             </w:r>
           </w:p>
         </w:tc>
@@ -786,12 +804,15 @@
                 <w:color w:val="1A1A1A"/>
                 <w:sz w:val="19"/>
               </w:rPr>
-              <w:t>Echtes Geld; TikTok behaelt rund 50 %; empfangen erst ab 18.</w:t>
+              <w:t>Echtes Geld; TikTok behält rund 50 %; empfangen erst ab 18.</w:t>
             </w:r>
           </w:p>
         </w:tc>
       </w:tr>
       <w:tr>
+        <w:trPr>
+          <w:cantSplit/>
+        </w:trPr>
         <w:tc>
           <w:tcPr>
             <w:tcW w:type="dxa" w:w="3685"/>
@@ -803,7 +824,7 @@
                 <w:i/>
                 <w:sz w:val="20"/>
               </w:rPr>
-              <w:t>Account loeschen = alles weg.</w:t>
+              <w:t>Account löschen = alles weg.</w:t>
             </w:r>
           </w:p>
         </w:tc>
@@ -826,13 +847,14 @@
     </w:tbl>
     <w:p>
       <w:pPr>
+        <w:keepNext/>
         <w:spacing w:before="280" w:after="80"/>
       </w:pPr>
       <w:r>
         <w:rPr>
           <w:rFonts w:ascii="Calibri" w:hAnsi="Calibri"/>
           <w:b/>
-          <w:color w:val="B8860B"/>
+          <w:color w:val="7C3AED"/>
           <w:sz w:val="24"/>
         </w:rPr>
         <w:t xml:space="preserve">Aufgabe 4  -  </w:t>
@@ -844,7 +866,7 @@
           <w:color w:val="1A1A1A"/>
           <w:sz w:val="24"/>
         </w:rPr>
-        <w:t>Reflexion - deine Meinung zaehlt</w:t>
+        <w:t>AGB-Decoder: Fachbegriff trifft Klartext</w:t>
       </w:r>
     </w:p>
     <w:p>
@@ -859,7 +881,291 @@
           <w:color w:val="666666"/>
           <w:sz w:val="22"/>
         </w:rPr>
-        <w:t>Beantworte zwei der folgenden vier Fragen ausfuehrlich (je 3-5 Saetze).</w:t>
+        <w:t>In der Lizenz (§ 4.9) stehen vier Wörter, die harmlos klingen, aber viel bedeuten. Ordne jedem Begriff die richtige Erklärung zu - trage den Buchstaben in das Kästchen ein.</w:t>
+      </w:r>
+    </w:p>
+    <w:p>
+      <w:pPr>
+        <w:spacing w:after="40" w:before="40"/>
+      </w:pPr>
+      <w:r>
+        <w:rPr>
+          <w:rFonts w:ascii="Calibri" w:hAnsi="Calibri"/>
+          <w:b/>
+          <w:i w:val="0"/>
+          <w:color w:val="1A1A1A"/>
+          <w:sz w:val="22"/>
+        </w:rPr>
+        <w:t>Begriffe:</w:t>
+      </w:r>
+    </w:p>
+    <w:p>
+      <w:pPr>
+        <w:spacing w:after="40"/>
+        <w:ind w:left="283"/>
+      </w:pPr>
+      <w:r>
+        <w:rPr>
+          <w:b/>
+          <w:color w:val="1A1A1A"/>
+          <w:sz w:val="22"/>
+        </w:rPr>
+        <w:t xml:space="preserve">1.  nicht-exklusiv   </w:t>
+      </w:r>
+      <w:r>
+        <w:rPr>
+          <w:b/>
+          <w:color w:val="16803C"/>
+          <w:sz w:val="22"/>
+        </w:rPr>
+        <w:t>[ C ]</w:t>
+      </w:r>
+    </w:p>
+    <w:p>
+      <w:pPr>
+        <w:spacing w:after="40"/>
+        <w:ind w:left="283"/>
+      </w:pPr>
+      <w:r>
+        <w:rPr>
+          <w:b/>
+          <w:color w:val="1A1A1A"/>
+          <w:sz w:val="22"/>
+        </w:rPr>
+        <w:t xml:space="preserve">2.  gebührenfrei   </w:t>
+      </w:r>
+      <w:r>
+        <w:rPr>
+          <w:b/>
+          <w:color w:val="16803C"/>
+          <w:sz w:val="22"/>
+        </w:rPr>
+        <w:t>[ B ]</w:t>
+      </w:r>
+    </w:p>
+    <w:p>
+      <w:pPr>
+        <w:spacing w:after="40"/>
+        <w:ind w:left="283"/>
+      </w:pPr>
+      <w:r>
+        <w:rPr>
+          <w:b/>
+          <w:color w:val="1A1A1A"/>
+          <w:sz w:val="22"/>
+        </w:rPr>
+        <w:t xml:space="preserve">3.  übertragbar   </w:t>
+      </w:r>
+      <w:r>
+        <w:rPr>
+          <w:b/>
+          <w:color w:val="16803C"/>
+          <w:sz w:val="22"/>
+        </w:rPr>
+        <w:t>[ D ]</w:t>
+      </w:r>
+    </w:p>
+    <w:p>
+      <w:pPr>
+        <w:spacing w:after="40"/>
+        <w:ind w:left="283"/>
+      </w:pPr>
+      <w:r>
+        <w:rPr>
+          <w:b/>
+          <w:color w:val="1A1A1A"/>
+          <w:sz w:val="22"/>
+        </w:rPr>
+        <w:t xml:space="preserve">4.  unterlizenzierbar   </w:t>
+      </w:r>
+      <w:r>
+        <w:rPr>
+          <w:b/>
+          <w:color w:val="16803C"/>
+          <w:sz w:val="22"/>
+        </w:rPr>
+        <w:t>[ E ]</w:t>
+      </w:r>
+    </w:p>
+    <w:p>
+      <w:pPr>
+        <w:spacing w:after="40"/>
+        <w:ind w:left="283"/>
+      </w:pPr>
+      <w:r>
+        <w:rPr>
+          <w:b/>
+          <w:color w:val="1A1A1A"/>
+          <w:sz w:val="22"/>
+        </w:rPr>
+        <w:t xml:space="preserve">5.  weltweit   </w:t>
+      </w:r>
+      <w:r>
+        <w:rPr>
+          <w:b/>
+          <w:color w:val="16803C"/>
+          <w:sz w:val="22"/>
+        </w:rPr>
+        <w:t>[ A ]</w:t>
+      </w:r>
+    </w:p>
+    <w:p>
+      <w:pPr>
+        <w:spacing w:after="40" w:before="120"/>
+      </w:pPr>
+      <w:r>
+        <w:rPr>
+          <w:rFonts w:ascii="Calibri" w:hAnsi="Calibri"/>
+          <w:b/>
+          <w:i w:val="0"/>
+          <w:color w:val="1A1A1A"/>
+          <w:sz w:val="22"/>
+        </w:rPr>
+        <w:t>Erklärungen (in falscher Reihenfolge):</w:t>
+      </w:r>
+    </w:p>
+    <w:p>
+      <w:pPr>
+        <w:spacing w:after="40"/>
+        <w:ind w:left="283"/>
+      </w:pPr>
+      <w:r>
+        <w:rPr>
+          <w:b/>
+          <w:color w:val="7C3AED"/>
+          <w:sz w:val="21"/>
+        </w:rPr>
+        <w:t xml:space="preserve">A)  </w:t>
+      </w:r>
+      <w:r>
+        <w:rPr>
+          <w:color w:val="1A1A1A"/>
+          <w:sz w:val="21"/>
+        </w:rPr>
+        <w:t>Gilt überall auf der Erde - nicht nur in Deutschland.</w:t>
+      </w:r>
+    </w:p>
+    <w:p>
+      <w:pPr>
+        <w:spacing w:after="40"/>
+        <w:ind w:left="283"/>
+      </w:pPr>
+      <w:r>
+        <w:rPr>
+          <w:b/>
+          <w:color w:val="7C3AED"/>
+          <w:sz w:val="21"/>
+        </w:rPr>
+        <w:t xml:space="preserve">B)  </w:t>
+      </w:r>
+      <w:r>
+        <w:rPr>
+          <w:color w:val="1A1A1A"/>
+          <w:sz w:val="21"/>
+        </w:rPr>
+        <w:t>TikTok zahlt dir dafür keinen Cent.</w:t>
+      </w:r>
+    </w:p>
+    <w:p>
+      <w:pPr>
+        <w:spacing w:after="40"/>
+        <w:ind w:left="283"/>
+      </w:pPr>
+      <w:r>
+        <w:rPr>
+          <w:b/>
+          <w:color w:val="7C3AED"/>
+          <w:sz w:val="21"/>
+        </w:rPr>
+        <w:t xml:space="preserve">C)  </w:t>
+      </w:r>
+      <w:r>
+        <w:rPr>
+          <w:color w:val="1A1A1A"/>
+          <w:sz w:val="21"/>
+        </w:rPr>
+        <w:t>Du gibst dein Recht nicht allein ab - du darfst dein Video auch selbst weiternutzen.</w:t>
+      </w:r>
+    </w:p>
+    <w:p>
+      <w:pPr>
+        <w:spacing w:after="40"/>
+        <w:ind w:left="283"/>
+      </w:pPr>
+      <w:r>
+        <w:rPr>
+          <w:b/>
+          <w:color w:val="7C3AED"/>
+          <w:sz w:val="21"/>
+        </w:rPr>
+        <w:t xml:space="preserve">D)  </w:t>
+      </w:r>
+      <w:r>
+        <w:rPr>
+          <w:color w:val="1A1A1A"/>
+          <w:sz w:val="21"/>
+        </w:rPr>
+        <w:t>TikTok darf das Recht an andere Firmen weitergeben.</w:t>
+      </w:r>
+    </w:p>
+    <w:p>
+      <w:pPr>
+        <w:spacing w:after="40"/>
+        <w:ind w:left="283"/>
+      </w:pPr>
+      <w:r>
+        <w:rPr>
+          <w:b/>
+          <w:color w:val="7C3AED"/>
+          <w:sz w:val="21"/>
+        </w:rPr>
+        <w:t xml:space="preserve">E)  </w:t>
+      </w:r>
+      <w:r>
+        <w:rPr>
+          <w:color w:val="1A1A1A"/>
+          <w:sz w:val="21"/>
+        </w:rPr>
+        <w:t>TikTok darf anderen erlauben, deine Inhalte ebenfalls zu nutzen.</w:t>
+      </w:r>
+    </w:p>
+    <w:p>
+      <w:pPr>
+        <w:keepNext/>
+        <w:spacing w:before="280" w:after="80"/>
+      </w:pPr>
+      <w:r>
+        <w:rPr>
+          <w:rFonts w:ascii="Calibri" w:hAnsi="Calibri"/>
+          <w:b/>
+          <w:color w:val="B8860B"/>
+          <w:sz w:val="24"/>
+        </w:rPr>
+        <w:t xml:space="preserve">Aufgabe 5  -  </w:t>
+      </w:r>
+      <w:r>
+        <w:rPr>
+          <w:rFonts w:ascii="Calibri" w:hAnsi="Calibri"/>
+          <w:b/>
+          <w:color w:val="1A1A1A"/>
+          <w:sz w:val="24"/>
+        </w:rPr>
+        <w:t>Reflexion - deine Meinung zählt</w:t>
+      </w:r>
+    </w:p>
+    <w:p>
+      <w:pPr>
+        <w:spacing w:after="160" w:before="0"/>
+      </w:pPr>
+      <w:r>
+        <w:rPr>
+          <w:rFonts w:ascii="Calibri" w:hAnsi="Calibri"/>
+          <w:b w:val="0"/>
+          <w:i/>
+          <w:color w:val="666666"/>
+          <w:sz w:val="22"/>
+        </w:rPr>
+        <w:t>Beantworte zwei der folgenden vier Fragen ausführlich (je 3-5 Sätze).</w:t>
       </w:r>
     </w:p>
     <w:p>
@@ -874,7 +1180,7 @@
           <w:color w:val="666666"/>
           <w:sz w:val="20"/>
         </w:rPr>
-        <w:t>Erwartung: Erkennen, dass niemand einen so langen Vertrag ungelesen unterschreiben wuerde - Bewusstsein fuer die Ungleichheit zwischen Nutzer und Konzern.</w:t>
+        <w:t>Erwartung: Erkennen, dass niemand einen so langen Vertrag ungelesen unterschreiben würde - Bewusstsein für die Ungleichheit zwischen Nutzer und Konzern.</w:t>
       </w:r>
     </w:p>
     <w:p>
@@ -889,7 +1195,7 @@
           <w:color w:val="666666"/>
           <w:sz w:val="20"/>
         </w:rPr>
-        <w:t>Erwartung: Konkrete Schritte wie Konto auf privat, personalisierten Feed aus, Standort aus, Links extern oeffnen, Bildschirmzeit-Limit, keine Coins kaufen, bewusster posten.</w:t>
+        <w:t>Erwartung: Konkrete Schritte wie Konto auf privat, personalisierten Feed aus, Standort aus, Links extern öffnen, Bildschirmzeit-Limit, keine Coins kaufen, bewusster posten.</w:t>
       </w:r>
     </w:p>
     <w:p>
@@ -919,7 +1225,226 @@
           <w:color w:val="666666"/>
           <w:sz w:val="20"/>
         </w:rPr>
-        <w:t>Erwartung: Verstaendnis, dass man die kreative Arbeit kostenlos und weltweit an einen Konzern verschenkt, der damit Geld verdienen darf - Wert der eigenen Inhalte.</w:t>
+        <w:t>Erwartung: Verständnis, dass man die kreative Arbeit kostenlos und weltweit an einen Konzern verschenkt, der damit Geld verdienen darf - Wert der eigenen Inhalte.</w:t>
+      </w:r>
+    </w:p>
+    <w:p>
+      <w:pPr>
+        <w:keepNext/>
+        <w:spacing w:before="280" w:after="80"/>
+      </w:pPr>
+      <w:r>
+        <w:rPr>
+          <w:b/>
+          <w:color w:val="E11D48"/>
+          <w:sz w:val="24"/>
+        </w:rPr>
+        <w:t xml:space="preserve">Profi-Aufgabe (für Schnelle)  -  </w:t>
+      </w:r>
+      <w:r>
+        <w:rPr>
+          <w:b/>
+          <w:color w:val="1A1A1A"/>
+          <w:sz w:val="24"/>
+        </w:rPr>
+        <w:t>Rechnen mit dem 50-%-Trick</w:t>
+      </w:r>
+    </w:p>
+    <w:p>
+      <w:pPr>
+        <w:spacing w:after="120" w:before="0"/>
+      </w:pPr>
+      <w:r>
+        <w:rPr>
+          <w:rFonts w:ascii="Calibri" w:hAnsi="Calibri"/>
+          <w:b w:val="0"/>
+          <w:i/>
+          <w:color w:val="666666"/>
+          <w:sz w:val="22"/>
+        </w:rPr>
+        <w:t>Bei LIVE-Geschenken behält TikTok rund die Hälfte. Rechne und denke nach:</w:t>
+      </w:r>
+    </w:p>
+    <w:p>
+      <w:pPr>
+        <w:spacing w:after="40" w:before="80"/>
+      </w:pPr>
+      <w:r>
+        <w:rPr>
+          <w:rFonts w:ascii="Calibri" w:hAnsi="Calibri"/>
+          <w:b/>
+          <w:i w:val="0"/>
+          <w:color w:val="1A1A1A"/>
+          <w:sz w:val="22"/>
+        </w:rPr>
+        <w:t>a) Ein Creator bekommt Geschenke im Wert von 80 €. Wie viel bleibt ihm, wie viel behält TikTok?</w:t>
+      </w:r>
+    </w:p>
+    <w:p>
+      <w:pPr>
+        <w:spacing w:after="80" w:before="0"/>
+      </w:pPr>
+      <w:r>
+        <w:rPr>
+          <w:rFonts w:ascii="Calibri" w:hAnsi="Calibri"/>
+          <w:b/>
+          <w:i w:val="0"/>
+          <w:color w:val="16803C"/>
+          <w:sz w:val="20"/>
+        </w:rPr>
+        <w:t>Lösung:  Creator: 40 €  |  TikTok: 40 €  (die Hälfte von 80 €).</w:t>
+      </w:r>
+    </w:p>
+    <w:p>
+      <w:pPr>
+        <w:spacing w:after="40" w:before="80"/>
+      </w:pPr>
+      <w:r>
+        <w:rPr>
+          <w:rFonts w:ascii="Calibri" w:hAnsi="Calibri"/>
+          <w:b/>
+          <w:i w:val="0"/>
+          <w:color w:val="1A1A1A"/>
+          <w:sz w:val="22"/>
+        </w:rPr>
+        <w:t>b) Wie viel müssen Fans insgesamt verschenken, damit beim Creator 100 € ankommen?</w:t>
+      </w:r>
+    </w:p>
+    <w:p>
+      <w:pPr>
+        <w:spacing w:after="80" w:before="0"/>
+      </w:pPr>
+      <w:r>
+        <w:rPr>
+          <w:rFonts w:ascii="Calibri" w:hAnsi="Calibri"/>
+          <w:b/>
+          <w:i w:val="0"/>
+          <w:color w:val="16803C"/>
+          <w:sz w:val="20"/>
+        </w:rPr>
+        <w:t>Lösung:  200 € - denn nur die Hälfte kommt beim Creator an.</w:t>
+      </w:r>
+    </w:p>
+    <w:p>
+      <w:pPr>
+        <w:spacing w:after="40" w:before="80"/>
+      </w:pPr>
+      <w:r>
+        <w:rPr>
+          <w:rFonts w:ascii="Calibri" w:hAnsi="Calibri"/>
+          <w:b/>
+          <w:i w:val="0"/>
+          <w:color w:val="1A1A1A"/>
+          <w:sz w:val="22"/>
+        </w:rPr>
+        <w:t>c) Knifflig: Erkläre, warum TikTok an einem einzigen Geschenk sogar DOPPELT verdient. (Tipp: Wie kommen die Fans überhaupt an ihre Coins?)</w:t>
+      </w:r>
+    </w:p>
+    <w:p>
+      <w:pPr>
+        <w:spacing w:after="80" w:before="0"/>
+      </w:pPr>
+      <w:r>
+        <w:rPr>
+          <w:rFonts w:ascii="Calibri" w:hAnsi="Calibri"/>
+          <w:b/>
+          <w:i w:val="0"/>
+          <w:color w:val="16803C"/>
+          <w:sz w:val="20"/>
+        </w:rPr>
+        <w:t>Lösung:  TikTok verdient zweimal: (1) beim Verkauf der Coins an die Fans und (2) noch einmal an der ~50-%-Provision, wenn der Creator sich auszahlen lässt.</w:t>
+      </w:r>
+    </w:p>
+    <w:p>
+      <w:pPr>
+        <w:spacing w:after="80" w:before="280"/>
+      </w:pPr>
+      <w:r>
+        <w:rPr>
+          <w:rFonts w:ascii="Calibri" w:hAnsi="Calibri"/>
+          <w:b/>
+          <w:i w:val="0"/>
+          <w:color w:val="0C8C88"/>
+          <w:sz w:val="24"/>
+        </w:rPr>
+        <w:t>Selbstcheck - Wie sicher bin ich?</w:t>
+      </w:r>
+    </w:p>
+    <w:p>
+      <w:pPr>
+        <w:spacing w:after="60"/>
+      </w:pPr>
+      <w:r>
+        <w:rPr>
+          <w:color w:val="1A1A1A"/>
+          <w:sz w:val="21"/>
+        </w:rPr>
+        <w:t xml:space="preserve">Ich kann in einem Satz erklären, was TikTok mit meinen Videos machen darf.   </w:t>
+      </w:r>
+      <w:r>
+        <w:rPr>
+          <w:color w:val="666666"/>
+          <w:sz w:val="21"/>
+        </w:rPr>
+        <w:t>[ ] sicher   [ ] teils   [ ] noch unsicher</w:t>
+      </w:r>
+    </w:p>
+    <w:p>
+      <w:pPr>
+        <w:spacing w:after="60"/>
+      </w:pPr>
+      <w:r>
+        <w:rPr>
+          <w:color w:val="1A1A1A"/>
+          <w:sz w:val="21"/>
+        </w:rPr>
+        <w:t xml:space="preserve">Ich kenne mindestens 2 Daten, die TikTok automatisch über mich sammelt.   </w:t>
+      </w:r>
+      <w:r>
+        <w:rPr>
+          <w:color w:val="666666"/>
+          <w:sz w:val="21"/>
+        </w:rPr>
+        <w:t>[ ] sicher   [ ] teils   [ ] noch unsicher</w:t>
+      </w:r>
+    </w:p>
+    <w:p>
+      <w:pPr>
+        <w:spacing w:after="60"/>
+      </w:pPr>
+      <w:r>
+        <w:rPr>
+          <w:color w:val="1A1A1A"/>
+          <w:sz w:val="21"/>
+        </w:rPr>
+        <w:t xml:space="preserve">Ich kann den 50-%-Trick bei LIVE-Geschenken erklären.   </w:t>
+      </w:r>
+      <w:r>
+        <w:rPr>
+          <w:color w:val="666666"/>
+          <w:sz w:val="21"/>
+        </w:rPr>
+        <w:t>[ ] sicher   [ ] teils   [ ] noch unsicher</w:t>
+      </w:r>
+    </w:p>
+    <w:p>
+      <w:pPr>
+        <w:spacing w:after="40"/>
+      </w:pPr>
+      <w:r>
+        <w:rPr>
+          <w:b/>
+          <w:color w:val="1A1A1A"/>
+          <w:sz w:val="21"/>
+        </w:rPr>
+        <w:t xml:space="preserve">Das nehme ich mir ab heute konkret vor:  </w:t>
+      </w:r>
+      <w:r>
+        <w:rPr>
+          <w:color w:val="CCCCCC"/>
+          <w:sz w:val="21"/>
+        </w:rPr>
+        <w:t>_______________________________________________</w:t>
       </w:r>
     </w:p>
     <w:p>
@@ -941,13 +1466,57 @@
       </w:r>
     </w:p>
     <w:sectPr>
+      <w:footerReference w:type="default" r:id="rId9"/>
       <w:pgSz w:w="12240" w:h="15840"/>
-      <w:pgMar w:top="850" w:right="1020" w:bottom="850" w:left="1020" w:header="720" w:footer="720" w:gutter="0"/>
+      <w:pgMar w:top="680" w:right="1020" w:bottom="680" w:left="1020" w:header="720" w:footer="720" w:gutter="0"/>
       <w:cols w:space="720"/>
       <w:docGrid w:linePitch="360"/>
     </w:sectPr>
   </w:body>
 </w:document>
+</file>
+
+<file path=word/footer1.xml><?xml version="1.0" encoding="utf-8"?>
+<w:ftr xmlns:m="http://schemas.openxmlformats.org/officeDocument/2006/math" xmlns:mc="http://schemas.openxmlformats.org/markup-compatibility/2006" xmlns:mo="http://schemas.microsoft.com/office/mac/office/2008/main" xmlns:mv="urn:schemas-microsoft-com:mac:vml" xmlns:o="urn:schemas-microsoft-com:office:office" xmlns:r="http://schemas.openxmlformats.org/officeDocument/2006/relationships" xmlns:v="urn:schemas-microsoft-com:vml" xmlns:w10="urn:schemas-microsoft-com:office:word" xmlns:w14="http://schemas.microsoft.com/office/word/2010/wordml" xmlns:w="http://schemas.openxmlformats.org/wordprocessingml/2006/main" xmlns:wne="http://schemas.microsoft.com/office/word/2006/wordml" xmlns:wp14="http://schemas.microsoft.com/office/word/2010/wordprocessingDrawing" xmlns:wp="http://schemas.openxmlformats.org/drawingml/2006/wordprocessingDrawing" xmlns:wpc="http://schemas.microsoft.com/office/word/2010/wordprocessingCanvas" xmlns:wpg="http://schemas.microsoft.com/office/word/2010/wordprocessingGroup" xmlns:wpi="http://schemas.microsoft.com/office/word/2010/wordprocessingInk" xmlns:wps="http://schemas.microsoft.com/office/word/2010/wordprocessingShape" mc:Ignorable="w14 wp14">
+  <w:p>
+    <w:pPr>
+      <w:pStyle w:val="Footer"/>
+      <w:jc w:val="center"/>
+    </w:pPr>
+    <w:r>
+      <w:rPr>
+        <w:color w:val="666666"/>
+        <w:sz w:val="16"/>
+      </w:rPr>
+      <w:t xml:space="preserve">Seite </w:t>
+    </w:r>
+    <w:r>
+      <w:rPr>
+        <w:color w:val="666666"/>
+        <w:sz w:val="16"/>
+      </w:rPr>
+      <w:fldChar w:fldCharType="begin"/>
+      <w:instrText xml:space="preserve">PAGE</w:instrText>
+      <w:fldChar w:fldCharType="end"/>
+    </w:r>
+    <w:r>
+      <w:rPr>
+        <w:color w:val="666666"/>
+        <w:sz w:val="16"/>
+      </w:rPr>
+      <w:t xml:space="preserve"> von </w:t>
+    </w:r>
+    <w:r>
+      <w:rPr>
+        <w:color w:val="666666"/>
+        <w:sz w:val="16"/>
+      </w:rPr>
+      <w:fldChar w:fldCharType="begin"/>
+      <w:instrText xml:space="preserve">NUMPAGES</w:instrText>
+      <w:fldChar w:fldCharType="end"/>
+    </w:r>
+  </w:p>
+</w:ftr>
 </file>
 
 <file path=word/numbering.xml><?xml version="1.0" encoding="utf-8"?>
